--- a/docs/samples/工作报告-2026Q3.docx
+++ b/docs/samples/工作报告-2026Q3.docx
@@ -2,6 +2,30 @@
 <file path=word/document.xml><?xml version="1.0" encoding="utf-8"?>
 <w:document xmlns:wpc="http://schemas.microsoft.com/office/word/2010/wordprocessingCanvas" xmlns:mc="http://schemas.openxmlformats.org/markup-compatibility/2006" xmlns:o="urn:schemas-microsoft-com:office:office" xmlns:r="http://schemas.openxmlformats.org/officeDocument/2006/relationships" xmlns:m="http://schemas.openxmlformats.org/officeDocument/2006/math" xmlns:v="urn:schemas-microsoft-com:vml" xmlns:wp14="http://schemas.microsoft.com/office/word/2010/wordprocessingDrawing" xmlns:wp="http://schemas.openxmlformats.org/drawingml/2006/wordprocessingDrawing" xmlns:w10="urn:schemas-microsoft-com:office:word" xmlns:w="http://schemas.openxmlformats.org/wordprocessingml/2006/main" xmlns:w14="http://schemas.microsoft.com/office/word/2010/wordml" xmlns:w15="http://schemas.microsoft.com/office/word/2012/wordml" xmlns:wpg="http://schemas.microsoft.com/office/word/2010/wordprocessingGroup" xmlns:wpi="http://schemas.microsoft.com/office/word/2010/wordprocessingInk" xmlns:wne="http://schemas.microsoft.com/office/word/2006/wordml" xmlns:wps="http://schemas.microsoft.com/office/word/2010/wordprocessingShape" xmlns:cx="http://schemas.microsoft.com/office/drawing/2014/chartex" xmlns:cx1="http://schemas.microsoft.com/office/drawing/2015/9/8/chartex" xmlns:cx2="http://schemas.microsoft.com/office/drawing/2015/10/21/chartex" xmlns:cx3="http://schemas.microsoft.com/office/drawing/2016/5/9/chartex" xmlns:cx4="http://schemas.microsoft.com/office/drawing/2016/5/10/chartex" xmlns:cx5="http://schemas.microsoft.com/office/drawing/2016/5/11/chartex" xmlns:cx6="http://schemas.microsoft.com/office/drawing/2016/5/12/chartex" xmlns:cx7="http://schemas.microsoft.com/office/drawing/2016/5/13/chartex" xmlns:cx8="http://schemas.microsoft.com/office/drawing/2016/5/14/chartex" xmlns:aink="http://schemas.microsoft.com/office/drawing/2016/ink" xmlns:am3d="http://schemas.microsoft.com/office/drawing/2017/model3d" xmlns:w16cex="http://schemas.microsoft.com/office/word/2018/wordml/cex" xmlns:w16cid="http://schemas.microsoft.com/office/word/2016/wordml/cid" xmlns:w16="http://schemas.microsoft.com/office/word/2018/wordml" xmlns:w16sdtdh="http://schemas.microsoft.com/office/word/2020/wordml/sdtdatahash" xmlns:w16se="http://schemas.microsoft.com/office/word/2015/wordml/symex" mc:Ignorable="w14 w15 wp14">
   <w:body>
+    <w:p>
+      <w:pPr>
+        <w:pStyle w:val="Title"/>
+        <w:jc w:val="center"/>
+      </w:pPr>
+      <w:r>
+        <w:t xml:space="preserve">2026 年第三季度工作总结</w:t>
+      </w:r>
+    </w:p>
+    <w:p>
+      <w:pPr>
+        <w:spacing w:after="240"/>
+        <w:jc w:val="center"/>
+      </w:pPr>
+      <w:r>
+        <w:rPr>
+          <w:rFonts w:ascii="Calibri" w:cs="Calibri" w:eastAsia="微软雅黑" w:hAnsi="Calibri"/>
+          <w:color w:val="2D8B8B"/>
+          <w:sz w:val="26"/>
+          <w:szCs w:val="26"/>
+        </w:rPr>
+        <w:t xml:space="preserve">市场部</w:t>
+      </w:r>
+    </w:p>
     <w:p>
       <w:pPr>
         <w:spacing w:after="240"/>
@@ -163,30 +187,6 @@
     </w:p>
     <w:p>
       <w:pPr>
-        <w:pStyle w:val="Title"/>
-        <w:jc w:val="center"/>
-      </w:pPr>
-      <w:r>
-        <w:t xml:space="preserve">2026 年第三季度工作总结</w:t>
-      </w:r>
-    </w:p>
-    <w:p>
-      <w:pPr>
-        <w:spacing w:after="240"/>
-        <w:jc w:val="center"/>
-      </w:pPr>
-      <w:r>
-        <w:rPr>
-          <w:rFonts w:ascii="Calibri" w:cs="Calibri" w:eastAsia="微软雅黑" w:hAnsi="Calibri"/>
-          <w:color w:val="2D8B8B"/>
-          <w:sz w:val="26"/>
-          <w:szCs w:val="26"/>
-        </w:rPr>
-        <w:t xml:space="preserve">市场部</w:t>
-      </w:r>
-    </w:p>
-    <w:p>
-      <w:pPr>
         <w:pStyle w:val="Heading1"/>
       </w:pPr>
       <w:bookmarkStart w:name="_Toc1" w:id="1"/>
@@ -197,7 +197,7 @@
     </w:p>
     <w:p>
       <w:pPr>
-        <w:ind w:firstLineChars="200"/>
+        <w:ind w:firstLine="480" w:firstLineChars="200"/>
         <w:jc w:val="both"/>
       </w:pPr>
       <w:r>
@@ -314,7 +314,7 @@
     </w:p>
     <w:tbl>
       <w:tblPr>
-        <w:tblW w:type="pct" w:w="5000"/>
+        <w:tblW w:type="dxa" w:w="8300"/>
         <w:tblBorders>
           <w:top w:val="single" w:color="auto" w:sz="4"/>
           <w:left w:val="single" w:color="auto" w:sz="4"/>
@@ -325,10 +325,10 @@
         </w:tblBorders>
       </w:tblPr>
       <w:tblGrid>
-        <w:gridCol w:w="2075"/>
-        <w:gridCol w:w="2075"/>
-        <w:gridCol w:w="2075"/>
-        <w:gridCol w:w="2075"/>
+        <w:gridCol w:w="2767"/>
+        <w:gridCol w:w="1976"/>
+        <w:gridCol w:w="1976"/>
+        <w:gridCol w:w="1581"/>
       </w:tblGrid>
       <w:tr>
         <w:trPr>
@@ -337,6 +337,7 @@
         </w:trPr>
         <w:tc>
           <w:tcPr>
+            <w:tcW w:type="dxa" w:w="2767"/>
             <w:tcBorders>
               <w:top w:val="single" w:color="BFC7D1" w:sz="4"/>
               <w:left w:val="single" w:color="BFC7D1" w:sz="4"/>
@@ -369,6 +370,7 @@
         </w:tc>
         <w:tc>
           <w:tcPr>
+            <w:tcW w:type="dxa" w:w="1976"/>
             <w:tcBorders>
               <w:top w:val="single" w:color="BFC7D1" w:sz="4"/>
               <w:left w:val="single" w:color="BFC7D1" w:sz="4"/>
@@ -401,6 +403,7 @@
         </w:tc>
         <w:tc>
           <w:tcPr>
+            <w:tcW w:type="dxa" w:w="1976"/>
             <w:tcBorders>
               <w:top w:val="single" w:color="BFC7D1" w:sz="4"/>
               <w:left w:val="single" w:color="BFC7D1" w:sz="4"/>
@@ -433,6 +436,7 @@
         </w:tc>
         <w:tc>
           <w:tcPr>
+            <w:tcW w:type="dxa" w:w="1581"/>
             <w:tcBorders>
               <w:top w:val="single" w:color="BFC7D1" w:sz="4"/>
               <w:left w:val="single" w:color="BFC7D1" w:sz="4"/>
@@ -470,6 +474,7 @@
         </w:trPr>
         <w:tc>
           <w:tcPr>
+            <w:tcW w:type="dxa" w:w="2767"/>
             <w:tcBorders>
               <w:top w:val="single" w:color="BFC7D1" w:sz="4"/>
               <w:left w:val="single" w:color="BFC7D1" w:sz="4"/>
@@ -496,6 +501,7 @@
         </w:tc>
         <w:tc>
           <w:tcPr>
+            <w:tcW w:type="dxa" w:w="1976"/>
             <w:tcBorders>
               <w:top w:val="single" w:color="BFC7D1" w:sz="4"/>
               <w:left w:val="single" w:color="BFC7D1" w:sz="4"/>
@@ -522,6 +528,7 @@
         </w:tc>
         <w:tc>
           <w:tcPr>
+            <w:tcW w:type="dxa" w:w="1976"/>
             <w:tcBorders>
               <w:top w:val="single" w:color="BFC7D1" w:sz="4"/>
               <w:left w:val="single" w:color="BFC7D1" w:sz="4"/>
@@ -548,6 +555,7 @@
         </w:tc>
         <w:tc>
           <w:tcPr>
+            <w:tcW w:type="dxa" w:w="1581"/>
             <w:tcBorders>
               <w:top w:val="single" w:color="BFC7D1" w:sz="4"/>
               <w:left w:val="single" w:color="BFC7D1" w:sz="4"/>
@@ -579,6 +587,7 @@
         </w:trPr>
         <w:tc>
           <w:tcPr>
+            <w:tcW w:type="dxa" w:w="2767"/>
             <w:tcBorders>
               <w:top w:val="single" w:color="BFC7D1" w:sz="4"/>
               <w:left w:val="single" w:color="BFC7D1" w:sz="4"/>
@@ -606,6 +615,7 @@
         </w:tc>
         <w:tc>
           <w:tcPr>
+            <w:tcW w:type="dxa" w:w="1976"/>
             <w:tcBorders>
               <w:top w:val="single" w:color="BFC7D1" w:sz="4"/>
               <w:left w:val="single" w:color="BFC7D1" w:sz="4"/>
@@ -633,6 +643,7 @@
         </w:tc>
         <w:tc>
           <w:tcPr>
+            <w:tcW w:type="dxa" w:w="1976"/>
             <w:tcBorders>
               <w:top w:val="single" w:color="BFC7D1" w:sz="4"/>
               <w:left w:val="single" w:color="BFC7D1" w:sz="4"/>
@@ -660,6 +671,7 @@
         </w:tc>
         <w:tc>
           <w:tcPr>
+            <w:tcW w:type="dxa" w:w="1581"/>
             <w:tcBorders>
               <w:top w:val="single" w:color="BFC7D1" w:sz="4"/>
               <w:left w:val="single" w:color="BFC7D1" w:sz="4"/>
@@ -692,6 +704,7 @@
         </w:trPr>
         <w:tc>
           <w:tcPr>
+            <w:tcW w:type="dxa" w:w="2767"/>
             <w:tcBorders>
               <w:top w:val="single" w:color="BFC7D1" w:sz="4"/>
               <w:left w:val="single" w:color="BFC7D1" w:sz="4"/>
@@ -718,6 +731,7 @@
         </w:tc>
         <w:tc>
           <w:tcPr>
+            <w:tcW w:type="dxa" w:w="1976"/>
             <w:tcBorders>
               <w:top w:val="single" w:color="BFC7D1" w:sz="4"/>
               <w:left w:val="single" w:color="BFC7D1" w:sz="4"/>
@@ -744,6 +758,7 @@
         </w:tc>
         <w:tc>
           <w:tcPr>
+            <w:tcW w:type="dxa" w:w="1976"/>
             <w:tcBorders>
               <w:top w:val="single" w:color="BFC7D1" w:sz="4"/>
               <w:left w:val="single" w:color="BFC7D1" w:sz="4"/>
@@ -770,6 +785,7 @@
         </w:tc>
         <w:tc>
           <w:tcPr>
+            <w:tcW w:type="dxa" w:w="1581"/>
             <w:tcBorders>
               <w:top w:val="single" w:color="BFC7D1" w:sz="4"/>
               <w:left w:val="single" w:color="BFC7D1" w:sz="4"/>
@@ -801,6 +817,7 @@
         </w:trPr>
         <w:tc>
           <w:tcPr>
+            <w:tcW w:type="dxa" w:w="2767"/>
             <w:tcBorders>
               <w:top w:val="single" w:color="BFC7D1" w:sz="4"/>
               <w:left w:val="single" w:color="BFC7D1" w:sz="4"/>
@@ -828,6 +845,7 @@
         </w:tc>
         <w:tc>
           <w:tcPr>
+            <w:tcW w:type="dxa" w:w="1976"/>
             <w:tcBorders>
               <w:top w:val="single" w:color="BFC7D1" w:sz="4"/>
               <w:left w:val="single" w:color="BFC7D1" w:sz="4"/>
@@ -855,6 +873,7 @@
         </w:tc>
         <w:tc>
           <w:tcPr>
+            <w:tcW w:type="dxa" w:w="1976"/>
             <w:tcBorders>
               <w:top w:val="single" w:color="BFC7D1" w:sz="4"/>
               <w:left w:val="single" w:color="BFC7D1" w:sz="4"/>
@@ -882,6 +901,7 @@
         </w:tc>
         <w:tc>
           <w:tcPr>
+            <w:tcW w:type="dxa" w:w="1581"/>
             <w:tcBorders>
               <w:top w:val="single" w:color="BFC7D1" w:sz="4"/>
               <w:left w:val="single" w:color="BFC7D1" w:sz="4"/>
@@ -991,7 +1011,7 @@
     </w:p>
     <w:tbl>
       <w:tblPr>
-        <w:tblW w:type="pct" w:w="5000"/>
+        <w:tblW w:type="dxa" w:w="8300"/>
         <w:tblBorders>
           <w:top w:val="single" w:color="auto" w:sz="4"/>
           <w:left w:val="single" w:color="auto" w:sz="4"/>
@@ -1002,10 +1022,10 @@
         </w:tblBorders>
       </w:tblPr>
       <w:tblGrid>
-        <w:gridCol w:w="2075"/>
-        <w:gridCol w:w="2075"/>
-        <w:gridCol w:w="2075"/>
-        <w:gridCol w:w="2075"/>
+        <w:gridCol w:w="1779"/>
+        <w:gridCol w:w="3261"/>
+        <w:gridCol w:w="1630"/>
+        <w:gridCol w:w="1630"/>
       </w:tblGrid>
       <w:tr>
         <w:trPr>
@@ -1014,6 +1034,7 @@
         </w:trPr>
         <w:tc>
           <w:tcPr>
+            <w:tcW w:type="dxa" w:w="1779"/>
             <w:tcBorders>
               <w:top w:val="single" w:color="BFC7D1" w:sz="4"/>
               <w:left w:val="single" w:color="BFC7D1" w:sz="4"/>
@@ -1046,6 +1067,7 @@
         </w:tc>
         <w:tc>
           <w:tcPr>
+            <w:tcW w:type="dxa" w:w="3261"/>
             <w:tcBorders>
               <w:top w:val="single" w:color="BFC7D1" w:sz="4"/>
               <w:left w:val="single" w:color="BFC7D1" w:sz="4"/>
@@ -1078,6 +1100,7 @@
         </w:tc>
         <w:tc>
           <w:tcPr>
+            <w:tcW w:type="dxa" w:w="1630"/>
             <w:tcBorders>
               <w:top w:val="single" w:color="BFC7D1" w:sz="4"/>
               <w:left w:val="single" w:color="BFC7D1" w:sz="4"/>
@@ -1110,6 +1133,7 @@
         </w:tc>
         <w:tc>
           <w:tcPr>
+            <w:tcW w:type="dxa" w:w="1630"/>
             <w:tcBorders>
               <w:top w:val="single" w:color="BFC7D1" w:sz="4"/>
               <w:left w:val="single" w:color="BFC7D1" w:sz="4"/>
@@ -1147,6 +1171,7 @@
         </w:trPr>
         <w:tc>
           <w:tcPr>
+            <w:tcW w:type="dxa" w:w="1779"/>
             <w:tcBorders>
               <w:top w:val="single" w:color="BFC7D1" w:sz="4"/>
               <w:left w:val="single" w:color="BFC7D1" w:sz="4"/>
@@ -1173,6 +1198,7 @@
         </w:tc>
         <w:tc>
           <w:tcPr>
+            <w:tcW w:type="dxa" w:w="3261"/>
             <w:tcBorders>
               <w:top w:val="single" w:color="BFC7D1" w:sz="4"/>
               <w:left w:val="single" w:color="BFC7D1" w:sz="4"/>
@@ -1199,6 +1225,7 @@
         </w:tc>
         <w:tc>
           <w:tcPr>
+            <w:tcW w:type="dxa" w:w="1630"/>
             <w:tcBorders>
               <w:top w:val="single" w:color="BFC7D1" w:sz="4"/>
               <w:left w:val="single" w:color="BFC7D1" w:sz="4"/>
@@ -1225,6 +1252,7 @@
         </w:tc>
         <w:tc>
           <w:tcPr>
+            <w:tcW w:type="dxa" w:w="1630"/>
             <w:tcBorders>
               <w:top w:val="single" w:color="BFC7D1" w:sz="4"/>
               <w:left w:val="single" w:color="BFC7D1" w:sz="4"/>
@@ -1256,6 +1284,7 @@
         </w:trPr>
         <w:tc>
           <w:tcPr>
+            <w:tcW w:type="dxa" w:w="1779"/>
             <w:tcBorders>
               <w:top w:val="single" w:color="BFC7D1" w:sz="4"/>
               <w:left w:val="single" w:color="BFC7D1" w:sz="4"/>
@@ -1283,6 +1312,7 @@
         </w:tc>
         <w:tc>
           <w:tcPr>
+            <w:tcW w:type="dxa" w:w="3261"/>
             <w:tcBorders>
               <w:top w:val="single" w:color="BFC7D1" w:sz="4"/>
               <w:left w:val="single" w:color="BFC7D1" w:sz="4"/>
@@ -1310,6 +1340,7 @@
         </w:tc>
         <w:tc>
           <w:tcPr>
+            <w:tcW w:type="dxa" w:w="1630"/>
             <w:tcBorders>
               <w:top w:val="single" w:color="BFC7D1" w:sz="4"/>
               <w:left w:val="single" w:color="BFC7D1" w:sz="4"/>
@@ -1337,6 +1368,7 @@
         </w:tc>
         <w:tc>
           <w:tcPr>
+            <w:tcW w:type="dxa" w:w="1630"/>
             <w:tcBorders>
               <w:top w:val="single" w:color="BFC7D1" w:sz="4"/>
               <w:left w:val="single" w:color="BFC7D1" w:sz="4"/>
@@ -1369,6 +1401,7 @@
         </w:trPr>
         <w:tc>
           <w:tcPr>
+            <w:tcW w:type="dxa" w:w="1779"/>
             <w:tcBorders>
               <w:top w:val="single" w:color="BFC7D1" w:sz="4"/>
               <w:left w:val="single" w:color="BFC7D1" w:sz="4"/>
@@ -1395,6 +1428,7 @@
         </w:tc>
         <w:tc>
           <w:tcPr>
+            <w:tcW w:type="dxa" w:w="3261"/>
             <w:tcBorders>
               <w:top w:val="single" w:color="BFC7D1" w:sz="4"/>
               <w:left w:val="single" w:color="BFC7D1" w:sz="4"/>
@@ -1421,6 +1455,7 @@
         </w:tc>
         <w:tc>
           <w:tcPr>
+            <w:tcW w:type="dxa" w:w="1630"/>
             <w:tcBorders>
               <w:top w:val="single" w:color="BFC7D1" w:sz="4"/>
               <w:left w:val="single" w:color="BFC7D1" w:sz="4"/>
@@ -1447,6 +1482,7 @@
         </w:tc>
         <w:tc>
           <w:tcPr>
+            <w:tcW w:type="dxa" w:w="1630"/>
             <w:tcBorders>
               <w:top w:val="single" w:color="BFC7D1" w:sz="4"/>
               <w:left w:val="single" w:color="BFC7D1" w:sz="4"/>
